--- a/契約書/最終版_変更点一覧.docx
+++ b/契約書/最終版_変更点一覧.docx
@@ -52,7 +52,38 @@
           <w:sz w:val="21"/>
           <w:szCs w:val="21"/>
         </w:rPr>
-        <w:t xml:space="preserve">：2026年10月2日</w:t>
+        <w:t xml:space="preserve">：2026年10月2日（10月3日 修正履歴付き版を追加）</w:t>
+      </w:r>
+    </w:p>
+    <w:p>
+      <w:pPr>
+        <w:spacing w:after="80" w:line="300"/>
+      </w:pPr>
+      <w:r>
+        <w:rPr>
+          <w:sz w:val="21"/>
+          <w:szCs w:val="21"/>
+        </w:rPr>
+        <w:t xml:space="preserve">修正履歴付き版</w:t>
+      </w:r>
+      <w:r>
+        <w:rPr>
+          <w:sz w:val="21"/>
+          <w:szCs w:val="21"/>
+        </w:rPr>
+        <w:t xml:space="preserve">：ワイン消化仕入取引基本契約書_最終版_修正履歴付き.docx</w:t>
+      </w:r>
+    </w:p>
+    <w:p>
+      <w:pPr>
+        <w:spacing w:after="80" w:line="300"/>
+      </w:pPr>
+      <w:r>
+        <w:rPr>
+          <w:sz w:val="21"/>
+          <w:szCs w:val="21"/>
+        </w:rPr>
+        <w:t xml:space="preserve">先方（DYM社 濱野様）が最後にレビューした版（20260830修正v2）を基準に、ファイナル版までの全変更をWordの変更履歴として表示しています。五十里先生の修正（第10条2項・第26条）と、下記B〜Dの整理をすべて含みます。「すべて承諾」でファイナル版に、「すべて元に戻す」でv2に一致することを確認済みです。表記のみの言い換え（例：「但し」→「ただし」）は、先方の誤解を避けるため原文のまま残しています。</w:t>
       </w:r>
     </w:p>
     <w:p>
